--- a/Lane Miles Resume.docx
+++ b/Lane Miles Resume.docx
@@ -378,6 +378,8 @@
         </w:rPr>
         <w:t>(GPA: 3.98/4), Phi Beta Kappa</w:t>
       </w:r>
+      <w:bookmarkStart w:id="0" w:name="_GoBack"/>
+      <w:bookmarkEnd w:id="0"/>
     </w:p>
     <w:p>
       <w:pPr>
@@ -915,37 +917,25 @@
         <w:rPr>
           <w:rFonts w:ascii="Gill Sans Light" w:hAnsi="Gill Sans Light" w:cs="Gill Sans Light"/>
         </w:rPr>
-        <w:t xml:space="preserve">Created </w:t>
-      </w:r>
-      <w:r>
-        <w:rPr>
-          <w:rFonts w:ascii="Gill Sans Light" w:hAnsi="Gill Sans Light" w:cs="Gill Sans Light"/>
-        </w:rPr>
-        <w:t xml:space="preserve">Ruby </w:t>
-      </w:r>
-      <w:r>
-        <w:rPr>
-          <w:rFonts w:ascii="Gill Sans Light" w:hAnsi="Gill Sans Light" w:cs="Gill Sans Light"/>
-        </w:rPr>
-        <w:t xml:space="preserve">abstractions for on-disk representation of </w:t>
-      </w:r>
-      <w:r>
-        <w:rPr>
-          <w:rFonts w:ascii="Gill Sans Light" w:hAnsi="Gill Sans Light" w:cs="Gill Sans Light"/>
-        </w:rPr>
-        <w:t xml:space="preserve">time-series </w:t>
-      </w:r>
-      <w:r>
-        <w:rPr>
-          <w:rFonts w:ascii="Gill Sans Light" w:hAnsi="Gill Sans Light" w:cs="Gill Sans Light"/>
-        </w:rPr>
-        <w:t>database</w:t>
-      </w:r>
-      <w:r>
-        <w:rPr>
-          <w:rFonts w:ascii="Gill Sans Light" w:hAnsi="Gill Sans Light" w:cs="Gill Sans Light"/>
-        </w:rPr>
-        <w:t>,</w:t>
+        <w:t>Revamped</w:t>
+      </w:r>
+      <w:r>
+        <w:rPr>
+          <w:rFonts w:ascii="Gill Sans Light" w:hAnsi="Gill Sans Light" w:cs="Gill Sans Light"/>
+        </w:rPr>
+        <w:t xml:space="preserve"> monitoring of</w:t>
+      </w:r>
+      <w:r>
+        <w:rPr>
+          <w:rFonts w:ascii="Gill Sans Light" w:hAnsi="Gill Sans Light" w:cs="Gill Sans Light"/>
+        </w:rPr>
+        <w:t xml:space="preserve"> node-to-backend service</w:t>
+      </w:r>
+      <w:r>
+        <w:rPr>
+          <w:rFonts w:ascii="Gill Sans Light" w:hAnsi="Gill Sans Light" w:cs="Gill Sans Light"/>
+        </w:rPr>
+        <w:t xml:space="preserve"> by</w:t>
       </w:r>
       <w:r>
         <w:rPr>
@@ -957,25 +947,55 @@
         <w:rPr>
           <w:rFonts w:ascii="Gill Sans Light" w:hAnsi="Gill Sans Light" w:cs="Gill Sans Light"/>
         </w:rPr>
-        <w:t xml:space="preserve">increasing testability and </w:t>
-      </w:r>
-      <w:r>
-        <w:rPr>
-          <w:rFonts w:ascii="Gill Sans Light" w:hAnsi="Gill Sans Light" w:cs="Gill Sans Light"/>
-        </w:rPr>
-        <w:t xml:space="preserve">decreasing amount of </w:t>
-      </w:r>
-      <w:r>
-        <w:rPr>
-          <w:rFonts w:ascii="Gill Sans Light" w:hAnsi="Gill Sans Light" w:cs="Gill Sans Light"/>
-        </w:rPr>
-        <w:t>domain-specific k</w:t>
-      </w:r>
-      <w:r>
-        <w:rPr>
-          <w:rFonts w:ascii="Gill Sans Light" w:hAnsi="Gill Sans Light" w:cs="Gill Sans Light"/>
-        </w:rPr>
-        <w:t>nowledge needed for development</w:t>
+        <w:t xml:space="preserve">expanding </w:t>
+      </w:r>
+      <w:r>
+        <w:rPr>
+          <w:rFonts w:ascii="Gill Sans Light" w:hAnsi="Gill Sans Light" w:cs="Gill Sans Light"/>
+        </w:rPr>
+        <w:t>number</w:t>
+      </w:r>
+      <w:r>
+        <w:rPr>
+          <w:rFonts w:ascii="Gill Sans Light" w:hAnsi="Gill Sans Light" w:cs="Gill Sans Light"/>
+        </w:rPr>
+        <w:t xml:space="preserve"> of nodes under test</w:t>
+      </w:r>
+      <w:r>
+        <w:rPr>
+          <w:rFonts w:ascii="Gill Sans Light" w:hAnsi="Gill Sans Light" w:cs="Gill Sans Light"/>
+        </w:rPr>
+        <w:t xml:space="preserve"> b</w:t>
+      </w:r>
+      <w:r>
+        <w:rPr>
+          <w:rFonts w:ascii="Gill Sans Light" w:hAnsi="Gill Sans Light" w:cs="Gill Sans Light"/>
+        </w:rPr>
+        <w:t xml:space="preserve">y </w:t>
+      </w:r>
+      <w:r>
+        <w:rPr>
+          <w:rFonts w:ascii="Gill Sans Light" w:hAnsi="Gill Sans Light" w:cs="Gill Sans Light"/>
+        </w:rPr>
+        <w:t>1000x</w:t>
+      </w:r>
+      <w:r>
+        <w:rPr>
+          <w:rFonts w:ascii="Gill Sans Light" w:hAnsi="Gill Sans Light" w:cs="Gill Sans Light"/>
+        </w:rPr>
+        <w:t>, increasing granu</w:t>
+      </w:r>
+      <w:r>
+        <w:rPr>
+          <w:rFonts w:ascii="Gill Sans Light" w:hAnsi="Gill Sans Light" w:cs="Gill Sans Light"/>
+        </w:rPr>
+        <w:t xml:space="preserve">larity of gathered metrics, and </w:t>
+      </w:r>
+      <w:r>
+        <w:rPr>
+          <w:rFonts w:ascii="Gill Sans Light" w:hAnsi="Gill Sans Light" w:cs="Gill Sans Light"/>
+        </w:rPr>
+        <w:t>displaying historical data for additional context</w:t>
       </w:r>
     </w:p>
     <w:p>
@@ -1004,73 +1024,19 @@
         <w:rPr>
           <w:rFonts w:ascii="Gill Sans Light" w:hAnsi="Gill Sans Light" w:cs="Gill Sans Light"/>
         </w:rPr>
-        <w:t>Revamped</w:t>
-      </w:r>
-      <w:r>
-        <w:rPr>
-          <w:rFonts w:ascii="Gill Sans Light" w:hAnsi="Gill Sans Light" w:cs="Gill Sans Light"/>
-        </w:rPr>
-        <w:t xml:space="preserve"> monitoring of</w:t>
-      </w:r>
-      <w:r>
-        <w:rPr>
-          <w:rFonts w:ascii="Gill Sans Light" w:hAnsi="Gill Sans Light" w:cs="Gill Sans Light"/>
-        </w:rPr>
-        <w:t xml:space="preserve"> node-to-backend service</w:t>
-      </w:r>
-      <w:r>
-        <w:rPr>
-          <w:rFonts w:ascii="Gill Sans Light" w:hAnsi="Gill Sans Light" w:cs="Gill Sans Light"/>
-        </w:rPr>
-        <w:t xml:space="preserve"> by</w:t>
-      </w:r>
-      <w:r>
-        <w:rPr>
-          <w:rFonts w:ascii="Gill Sans Light" w:hAnsi="Gill Sans Light" w:cs="Gill Sans Light"/>
-        </w:rPr>
-        <w:t xml:space="preserve"> </w:t>
-      </w:r>
-      <w:r>
-        <w:rPr>
-          <w:rFonts w:ascii="Gill Sans Light" w:hAnsi="Gill Sans Light" w:cs="Gill Sans Light"/>
-        </w:rPr>
-        <w:t xml:space="preserve">expanding </w:t>
-      </w:r>
-      <w:r>
-        <w:rPr>
-          <w:rFonts w:ascii="Gill Sans Light" w:hAnsi="Gill Sans Light" w:cs="Gill Sans Light"/>
-        </w:rPr>
-        <w:t>number</w:t>
-      </w:r>
-      <w:r>
-        <w:rPr>
-          <w:rFonts w:ascii="Gill Sans Light" w:hAnsi="Gill Sans Light" w:cs="Gill Sans Light"/>
-        </w:rPr>
-        <w:t xml:space="preserve"> of nodes under test</w:t>
-      </w:r>
-      <w:r>
-        <w:rPr>
-          <w:rFonts w:ascii="Gill Sans Light" w:hAnsi="Gill Sans Light" w:cs="Gill Sans Light"/>
-        </w:rPr>
-        <w:t xml:space="preserve"> b</w:t>
-      </w:r>
-      <w:r>
-        <w:rPr>
-          <w:rFonts w:ascii="Gill Sans Light" w:hAnsi="Gill Sans Light" w:cs="Gill Sans Light"/>
-        </w:rPr>
-        <w:t xml:space="preserve">y </w:t>
-      </w:r>
-      <w:r>
-        <w:rPr>
-          <w:rFonts w:ascii="Gill Sans Light" w:hAnsi="Gill Sans Light" w:cs="Gill Sans Light"/>
-        </w:rPr>
-        <w:t>1000x</w:t>
-      </w:r>
-      <w:r>
-        <w:rPr>
-          <w:rFonts w:ascii="Gill Sans Light" w:hAnsi="Gill Sans Light" w:cs="Gill Sans Light"/>
-        </w:rPr>
-        <w:t>, increasing granularity of gathered metrics, and displaying historical data for additional context</w:t>
+        <w:t>Re-factored legacy alerting service to reduce rate of improperly sent customer alerts</w:t>
+      </w:r>
+      <w:r>
+        <w:rPr>
+          <w:rFonts w:ascii="Gill Sans Light" w:hAnsi="Gill Sans Light" w:cs="Gill Sans Light"/>
+        </w:rPr>
+        <w:t xml:space="preserve"> and </w:t>
+      </w:r>
+      <w:r>
+        <w:rPr>
+          <w:rFonts w:ascii="Gill Sans Light" w:hAnsi="Gill Sans Light" w:cs="Gill Sans Light"/>
+        </w:rPr>
+        <w:t>wrote short- and long-form documentation of alerting infrastructure</w:t>
       </w:r>
     </w:p>
     <w:p>
@@ -1099,7 +1065,25 @@
         <w:rPr>
           <w:rFonts w:ascii="Gill Sans Light" w:hAnsi="Gill Sans Light" w:cs="Gill Sans Light"/>
         </w:rPr>
-        <w:t>Re-factored legacy alerting service to reduce rate of improperly sent customer alerts and decrease code duplication, then wrote short- and long-form documentation of alerting infrastructure</w:t>
+        <w:t>Created Ruby abstractions for on-disk representation of time-series database</w:t>
+      </w:r>
+      <w:r>
+        <w:rPr>
+          <w:rFonts w:ascii="Gill Sans Light" w:hAnsi="Gill Sans Light" w:cs="Gill Sans Light"/>
+        </w:rPr>
+        <w:t>,</w:t>
+      </w:r>
+      <w:r>
+        <w:rPr>
+          <w:rFonts w:ascii="Gill Sans Light" w:hAnsi="Gill Sans Light" w:cs="Gill Sans Light"/>
+        </w:rPr>
+        <w:t xml:space="preserve"> decreasing amount of domain-specific knowledge needed for development</w:t>
+      </w:r>
+      <w:r>
+        <w:rPr>
+          <w:rFonts w:ascii="Gill Sans Light" w:hAnsi="Gill Sans Light" w:cs="Gill Sans Light"/>
+        </w:rPr>
+        <w:t xml:space="preserve"> and increasing testability</w:t>
       </w:r>
     </w:p>
     <w:p>
@@ -1250,43 +1234,19 @@
         <w:rPr>
           <w:rFonts w:ascii="Gill Sans Light" w:hAnsi="Gill Sans Light" w:cs="Gill Sans Light"/>
         </w:rPr>
-        <w:t>Enabled</w:t>
-      </w:r>
-      <w:r>
-        <w:rPr>
-          <w:rFonts w:ascii="Gill Sans Light" w:hAnsi="Gill Sans Light" w:cs="Gill Sans Light"/>
-        </w:rPr>
-        <w:t xml:space="preserve"> viewing</w:t>
-      </w:r>
-      <w:r>
-        <w:rPr>
-          <w:rFonts w:ascii="Gill Sans Light" w:hAnsi="Gill Sans Light" w:cs="Gill Sans Light"/>
-        </w:rPr>
-        <w:t xml:space="preserve">, filtering, and </w:t>
-      </w:r>
-      <w:r>
-        <w:rPr>
-          <w:rFonts w:ascii="Gill Sans Light" w:hAnsi="Gill Sans Light" w:cs="Gill Sans Light"/>
-        </w:rPr>
-        <w:t>summarizing of</w:t>
-      </w:r>
-      <w:r>
-        <w:rPr>
-          <w:rFonts w:ascii="Gill Sans Light" w:hAnsi="Gill Sans Light" w:cs="Gill Sans Light"/>
-        </w:rPr>
-        <w:t xml:space="preserve"> Enterprise </w:t>
-      </w:r>
-      <w:r>
-        <w:rPr>
-          <w:rFonts w:ascii="Gill Sans Light" w:hAnsi="Gill Sans Light" w:cs="Gill Sans Light"/>
-        </w:rPr>
-        <w:t>R</w:t>
-      </w:r>
-      <w:r>
-        <w:rPr>
-          <w:rFonts w:ascii="Gill Sans Light" w:hAnsi="Gill Sans Light" w:cs="Gill Sans Light"/>
-        </w:rPr>
-        <w:t>eports in the Bloomberg Terminal</w:t>
+        <w:t xml:space="preserve">Led effort to integrate newly-acquired financial </w:t>
+      </w:r>
+      <w:r>
+        <w:rPr>
+          <w:rFonts w:ascii="Gill Sans Light" w:hAnsi="Gill Sans Light" w:cs="Gill Sans Light"/>
+        </w:rPr>
+        <w:t xml:space="preserve">dataset into the </w:t>
+      </w:r>
+      <w:r>
+        <w:rPr>
+          <w:rFonts w:ascii="Gill Sans Light" w:hAnsi="Gill Sans Light" w:cs="Gill Sans Light"/>
+        </w:rPr>
+        <w:t>Bloomberg Terminal</w:t>
       </w:r>
     </w:p>
     <w:p>
@@ -1315,37 +1275,31 @@
         <w:rPr>
           <w:rFonts w:ascii="Gill Sans Light" w:hAnsi="Gill Sans Light" w:cs="Gill Sans Light"/>
         </w:rPr>
-        <w:t xml:space="preserve">Designed indexer to </w:t>
-      </w:r>
-      <w:r>
-        <w:rPr>
-          <w:rFonts w:ascii="Gill Sans Light" w:hAnsi="Gill Sans Light" w:cs="Gill Sans Light"/>
-        </w:rPr>
-        <w:t xml:space="preserve">reduce disk reads when loading </w:t>
-      </w:r>
-      <w:r>
-        <w:rPr>
-          <w:rFonts w:ascii="Gill Sans Light" w:hAnsi="Gill Sans Light" w:cs="Gill Sans Light"/>
-        </w:rPr>
-        <w:t xml:space="preserve">contiguous </w:t>
-      </w:r>
-      <w:r>
-        <w:rPr>
-          <w:rFonts w:ascii="Gill Sans Light" w:hAnsi="Gill Sans Light" w:cs="Gill Sans Light"/>
-        </w:rPr>
-        <w:t xml:space="preserve">subsets of </w:t>
-      </w:r>
-      <w:r>
-        <w:rPr>
-          <w:rFonts w:ascii="Gill Sans Light" w:hAnsi="Gill Sans Light" w:cs="Gill Sans Light"/>
-        </w:rPr>
-        <w:t xml:space="preserve">raw data </w:t>
-      </w:r>
-      <w:r>
-        <w:rPr>
-          <w:rFonts w:ascii="Gill Sans Light" w:hAnsi="Gill Sans Light" w:cs="Gill Sans Light"/>
-        </w:rPr>
-        <w:t>from report files</w:t>
+        <w:t>B</w:t>
+      </w:r>
+      <w:r>
+        <w:rPr>
+          <w:rFonts w:ascii="Gill Sans Light" w:hAnsi="Gill Sans Light" w:cs="Gill Sans Light"/>
+        </w:rPr>
+        <w:t xml:space="preserve">uilt “PivotTable”-like capabilities to enable </w:t>
+      </w:r>
+      <w:r>
+        <w:rPr>
+          <w:rFonts w:ascii="Gill Sans Light" w:hAnsi="Gill Sans Light" w:cs="Gill Sans Light"/>
+        </w:rPr>
+        <w:t xml:space="preserve">filtering, summarizing, and </w:t>
+      </w:r>
+      <w:r>
+        <w:rPr>
+          <w:rFonts w:ascii="Gill Sans Light" w:hAnsi="Gill Sans Light" w:cs="Gill Sans Light"/>
+        </w:rPr>
+        <w:t xml:space="preserve">re-structuring of </w:t>
+      </w:r>
+      <w:r>
+        <w:rPr>
+          <w:rFonts w:ascii="Gill Sans Light" w:hAnsi="Gill Sans Light" w:cs="Gill Sans Light"/>
+        </w:rPr>
+        <w:t>new data</w:t>
       </w:r>
     </w:p>
     <w:p>
@@ -1374,19 +1328,49 @@
         <w:rPr>
           <w:rFonts w:ascii="Gill Sans Light" w:hAnsi="Gill Sans Light" w:cs="Gill Sans Light"/>
         </w:rPr>
-        <w:t xml:space="preserve">Built “PivotTable”-like capabilities to enable arbitrary re-structuring of </w:t>
-      </w:r>
-      <w:r>
-        <w:rPr>
-          <w:rFonts w:ascii="Gill Sans Light" w:hAnsi="Gill Sans Light" w:cs="Gill Sans Light"/>
-        </w:rPr>
-        <w:t xml:space="preserve">hierarchical </w:t>
-      </w:r>
-      <w:r>
-        <w:rPr>
-          <w:rFonts w:ascii="Gill Sans Light" w:hAnsi="Gill Sans Light" w:cs="Gill Sans Light"/>
-        </w:rPr>
-        <w:t xml:space="preserve">report data </w:t>
+        <w:t xml:space="preserve">Designed indexer to </w:t>
+      </w:r>
+      <w:r>
+        <w:rPr>
+          <w:rFonts w:ascii="Gill Sans Light" w:hAnsi="Gill Sans Light" w:cs="Gill Sans Light"/>
+        </w:rPr>
+        <w:t xml:space="preserve">reduce disk reads when loading </w:t>
+      </w:r>
+      <w:r>
+        <w:rPr>
+          <w:rFonts w:ascii="Gill Sans Light" w:hAnsi="Gill Sans Light" w:cs="Gill Sans Light"/>
+        </w:rPr>
+        <w:t xml:space="preserve">contiguous </w:t>
+      </w:r>
+      <w:r>
+        <w:rPr>
+          <w:rFonts w:ascii="Gill Sans Light" w:hAnsi="Gill Sans Light" w:cs="Gill Sans Light"/>
+        </w:rPr>
+        <w:t xml:space="preserve">subsets of </w:t>
+      </w:r>
+      <w:r>
+        <w:rPr>
+          <w:rFonts w:ascii="Gill Sans Light" w:hAnsi="Gill Sans Light" w:cs="Gill Sans Light"/>
+        </w:rPr>
+        <w:t xml:space="preserve">raw data </w:t>
+      </w:r>
+      <w:r>
+        <w:rPr>
+          <w:rFonts w:ascii="Gill Sans Light" w:hAnsi="Gill Sans Light" w:cs="Gill Sans Light"/>
+        </w:rPr>
+        <w:t xml:space="preserve">from </w:t>
+      </w:r>
+      <w:r>
+        <w:rPr>
+          <w:rFonts w:ascii="Gill Sans Light" w:hAnsi="Gill Sans Light" w:cs="Gill Sans Light"/>
+        </w:rPr>
+        <w:t>data</w:t>
+      </w:r>
+      <w:r>
+        <w:rPr>
+          <w:rFonts w:ascii="Gill Sans Light" w:hAnsi="Gill Sans Light" w:cs="Gill Sans Light"/>
+        </w:rPr>
+        <w:t xml:space="preserve"> files</w:t>
       </w:r>
     </w:p>
     <w:p>
@@ -1415,15 +1399,7 @@
         <w:rPr>
           <w:rFonts w:ascii="Gill Sans Light" w:hAnsi="Gill Sans Light" w:cs="Gill Sans Light"/>
         </w:rPr>
-        <w:t>Helped test internal to</w:t>
-      </w:r>
-      <w:bookmarkStart w:id="0" w:name="_GoBack"/>
-      <w:bookmarkEnd w:id="0"/>
-      <w:r>
-        <w:rPr>
-          <w:rFonts w:ascii="Gill Sans Light" w:hAnsi="Gill Sans Light" w:cs="Gill Sans Light"/>
-        </w:rPr>
-        <w:t xml:space="preserve">oling allowing for Python </w:t>
+        <w:t xml:space="preserve">Helped test internal tooling allowing for Python </w:t>
       </w:r>
       <w:r>
         <w:rPr>
@@ -1673,7 +1649,7 @@
         <w:rPr>
           <w:rFonts w:ascii="Gill Sans Light" w:hAnsi="Gill Sans Light" w:cs="Gill Sans Light"/>
         </w:rPr>
-        <w:t>imperfect data entry</w:t>
+        <w:t>imperfect data</w:t>
       </w:r>
       <w:r>
         <w:rPr>
@@ -7872,7 +7848,7 @@
 </file>
 
 <file path=customXml/itemProps1.xml><?xml version="1.0" encoding="utf-8"?>
-<ds:datastoreItem xmlns:ds="http://schemas.openxmlformats.org/officeDocument/2006/customXml" ds:itemID="{C2A2B39A-EE4B-164A-8901-0B5271BEB1BB}">
+<ds:datastoreItem xmlns:ds="http://schemas.openxmlformats.org/officeDocument/2006/customXml" ds:itemID="{C8DD5B3A-99BE-DD48-B072-6066C7037ABB}">
   <ds:schemaRefs>
     <ds:schemaRef ds:uri="http://schemas.openxmlformats.org/officeDocument/2006/bibliography"/>
   </ds:schemaRefs>
